--- a/初二练习册/学生版/秋08 第7讲光的直线传播与反射 练习册 教师版.docx
+++ b/初二练习册/学生版/秋08 第7讲光的直线传播与反射 练习册 教师版.docx
@@ -723,26 +723,7 @@
       <w:pPr>
         <w:pStyle w:val="1230"/>
         <w:ind w:left="588"/>
-        <w:rPr>
-          <w:rFonts w:eastAsiaTheme="majorEastAsia" w:hint="eastAsia"/>
-        </w:rPr>
-      </w:pPr>
-      <w:r>
-        <w:t>【答案】</w:t>
-      </w:r>
-      <w:proofErr w:type="spellStart"/>
-      <w:r>
-        <w:t>abdfgijm</w:t>
-      </w:r>
-      <w:proofErr w:type="spellEnd"/>
-      <w:r>
-        <w:t>；</w:t>
-      </w:r>
-      <w:proofErr w:type="spellStart"/>
-      <w:r>
-        <w:t>cehkln</w:t>
-      </w:r>
-      <w:proofErr w:type="spellEnd"/>
+      </w:pPr>
     </w:p>
     <w:p>
       <w:pPr>
@@ -1104,26 +1085,11 @@
           <w:rFonts w:hint="eastAsia"/>
         </w:rPr>
       </w:pPr>
-      <w:r>
-        <w:rPr>
-          <w:rFonts w:hint="eastAsia"/>
-        </w:rPr>
-        <w:t>【答案】</w:t>
-      </w:r>
-      <w:r>
-        <w:rPr>
-          <w:rFonts w:hint="eastAsia"/>
-        </w:rPr>
-        <w:t>C</w:t>
-      </w:r>
     </w:p>
     <w:p>
       <w:pPr>
         <w:pStyle w:val="af0"/>
         <w:ind w:left="672" w:hanging="672"/>
-        <w:rPr>
-          <w:rFonts w:hint="eastAsia"/>
-        </w:rPr>
       </w:pPr>
       <w:r>
         <w:rPr>
@@ -1464,19 +1430,10 @@
     <w:p>
       <w:pPr>
         <w:pStyle w:val="af3"/>
-      </w:pPr>
-      <w:r>
-        <w:rPr>
-          <w:rFonts w:hint="eastAsia"/>
-        </w:rPr>
-        <w:t>【答案】</w:t>
-      </w:r>
-      <w:r>
-        <w:rPr>
-          <w:rFonts w:hint="eastAsia"/>
-        </w:rPr>
-        <w:t>B</w:t>
-      </w:r>
+        <w:rPr>
+          <w:rFonts w:hint="eastAsia"/>
+        </w:rPr>
+      </w:pPr>
     </w:p>
     <w:p>
       <w:pPr>
@@ -1782,19 +1739,10 @@
     <w:p>
       <w:pPr>
         <w:pStyle w:val="af3"/>
-      </w:pPr>
-      <w:r>
-        <w:rPr>
-          <w:rFonts w:hint="eastAsia"/>
-        </w:rPr>
-        <w:t>【答案】</w:t>
-      </w:r>
-      <w:r>
-        <w:rPr>
-          <w:rFonts w:hint="eastAsia"/>
-        </w:rPr>
-        <w:t>A</w:t>
-      </w:r>
+        <w:rPr>
+          <w:rFonts w:hint="eastAsia"/>
+        </w:rPr>
+      </w:pPr>
     </w:p>
     <w:p>
       <w:pPr>
@@ -2109,18 +2057,6 @@
           <w:rFonts w:hint="eastAsia"/>
         </w:rPr>
       </w:pPr>
-      <w:r>
-        <w:rPr>
-          <w:rFonts w:hint="eastAsia"/>
-        </w:rPr>
-        <w:t>【答案】</w:t>
-      </w:r>
-      <w:r>
-        <w:rPr>
-          <w:rFonts w:hint="eastAsia"/>
-        </w:rPr>
-        <w:t>光的直线传播；丙；光。</w:t>
-      </w:r>
     </w:p>
     <w:p>
       <w:pPr>
@@ -2381,13 +2317,10 @@
     <w:p>
       <w:pPr>
         <w:pStyle w:val="af3"/>
-      </w:pPr>
-      <w:r>
-        <w:rPr>
-          <w:rFonts w:hint="eastAsia"/>
-        </w:rPr>
-        <w:t>【答案】直线传播；不能；减小。</w:t>
-      </w:r>
+        <w:rPr>
+          <w:rFonts w:hint="eastAsia"/>
+        </w:rPr>
+      </w:pPr>
     </w:p>
     <w:p>
       <w:pPr>
@@ -2403,7 +2336,7 @@
       <w:pPr>
         <w:pStyle w:val="af3"/>
         <w:rPr>
-          <w:rFonts w:eastAsiaTheme="majorEastAsia" w:hint="eastAsia"/>
+          <w:rFonts w:eastAsiaTheme="majorEastAsia"/>
         </w:rPr>
       </w:pPr>
     </w:p>
@@ -2411,9 +2344,6 @@
       <w:pPr>
         <w:pStyle w:val="af0"/>
         <w:ind w:left="672" w:hanging="672"/>
-        <w:rPr>
-          <w:rFonts w:hint="eastAsia"/>
-        </w:rPr>
       </w:pPr>
       <w:r>
         <w:rPr>
@@ -2787,19 +2717,10 @@
     <w:p>
       <w:pPr>
         <w:pStyle w:val="af3"/>
-      </w:pPr>
-      <w:r>
-        <w:rPr>
-          <w:rFonts w:hint="eastAsia"/>
-        </w:rPr>
-        <w:t>【答案】</w:t>
-      </w:r>
-      <w:r>
-        <w:rPr>
-          <w:rFonts w:hint="eastAsia"/>
-        </w:rPr>
-        <w:t>D</w:t>
-      </w:r>
+        <w:rPr>
+          <w:rFonts w:hint="eastAsia"/>
+        </w:rPr>
+      </w:pPr>
     </w:p>
     <w:p>
       <w:pPr>
@@ -3149,29 +3070,14 @@
       <w:pPr>
         <w:pStyle w:val="af3"/>
         <w:rPr>
-          <w:rFonts w:eastAsia="新宋体"/>
-        </w:rPr>
-      </w:pPr>
-      <w:r>
-        <w:rPr>
-          <w:rFonts w:hint="eastAsia"/>
-        </w:rPr>
-        <w:t>【答案】</w:t>
-      </w:r>
-      <w:r>
-        <w:rPr>
-          <w:rFonts w:hint="eastAsia"/>
-        </w:rPr>
-        <w:t>A</w:t>
-      </w:r>
+          <w:rFonts w:hint="eastAsia"/>
+        </w:rPr>
+      </w:pPr>
     </w:p>
     <w:p>
       <w:pPr>
         <w:pStyle w:val="af0"/>
         <w:ind w:left="672" w:hanging="672"/>
-        <w:rPr>
-          <w:rFonts w:hint="eastAsia"/>
-        </w:rPr>
       </w:pPr>
       <w:r>
         <w:rPr>
@@ -3482,19 +3388,10 @@
     <w:p>
       <w:pPr>
         <w:pStyle w:val="af3"/>
-      </w:pPr>
-      <w:r>
-        <w:rPr>
-          <w:rFonts w:hint="eastAsia"/>
-        </w:rPr>
-        <w:t>【答案】</w:t>
-      </w:r>
-      <w:r>
-        <w:rPr>
-          <w:rFonts w:hint="eastAsia"/>
-        </w:rPr>
-        <w:t>D</w:t>
-      </w:r>
+        <w:rPr>
+          <w:rFonts w:hint="eastAsia"/>
+        </w:rPr>
+      </w:pPr>
     </w:p>
     <w:p>
       <w:pPr>
@@ -3509,9 +3406,6 @@
     <w:p>
       <w:pPr>
         <w:pStyle w:val="af3"/>
-        <w:rPr>
-          <w:rFonts w:hint="eastAsia"/>
-        </w:rPr>
       </w:pPr>
     </w:p>
     <w:p>
@@ -3527,9 +3421,6 @@
     <w:p>
       <w:pPr>
         <w:pStyle w:val="af3"/>
-        <w:rPr>
-          <w:rFonts w:hint="eastAsia"/>
-        </w:rPr>
       </w:pPr>
     </w:p>
     <w:p>
@@ -3915,13 +3806,10 @@
     <w:p>
       <w:pPr>
         <w:pStyle w:val="af3"/>
-      </w:pPr>
-      <w:r>
-        <w:rPr>
-          <w:rFonts w:hint="eastAsia"/>
-        </w:rPr>
-        <w:t>【答案】漫；镜面；干燥；暗。</w:t>
-      </w:r>
+        <w:rPr>
+          <w:rFonts w:hint="eastAsia"/>
+        </w:rPr>
+      </w:pPr>
     </w:p>
     <w:p>
       <w:pPr>
@@ -4430,7 +4318,7 @@
           <w:noProof/>
         </w:rPr>
         <w:drawing>
-          <wp:inline distT="0" distB="0" distL="0" distR="0" wp14:anchorId="17BC6497" wp14:editId="6E85B932">
+          <wp:inline distT="0" distB="0" distL="0" distR="0" wp14:anchorId="17BC6497" wp14:editId="21A5993A">
             <wp:extent cx="1115060" cy="1079500"/>
             <wp:effectExtent l="0" t="0" r="0" b="0"/>
             <wp:docPr id="10" name="图片 10"/>
@@ -4481,218 +4369,73 @@
     </w:p>
     <w:p>
       <w:pPr>
-        <w:pStyle w:val="af3"/>
-      </w:pPr>
-      <w:r>
-        <w:rPr>
-          <w:rFonts w:hint="eastAsia"/>
-        </w:rPr>
-        <w:t>【答案】（</w:t>
-      </w:r>
-      <w:r>
-        <w:rPr>
-          <w:rFonts w:hint="eastAsia"/>
-        </w:rPr>
-        <w:t>1</w:t>
-      </w:r>
-      <w:r>
-        <w:rPr>
-          <w:rFonts w:hint="eastAsia"/>
-        </w:rPr>
-        <w:t>）</w:t>
-      </w:r>
-      <w:r>
-        <w:rPr>
-          <w:rFonts w:hint="eastAsia"/>
-          <w:noProof/>
-        </w:rPr>
-        <w:drawing>
-          <wp:inline distT="0" distB="0" distL="0" distR="0" wp14:anchorId="0EA362D3" wp14:editId="1E141E75">
-            <wp:extent cx="1397203" cy="772849"/>
-            <wp:effectExtent l="0" t="0" r="0" b="8255"/>
-            <wp:docPr id="3" name="图片24" descr="菁优网：http://www.jyeoo.com"/>
-            <wp:cNvGraphicFramePr>
-              <a:graphicFrameLocks xmlns:a="http://schemas.openxmlformats.org/drawingml/2006/main" noChangeAspect="1"/>
-            </wp:cNvGraphicFramePr>
-            <a:graphic xmlns:a="http://schemas.openxmlformats.org/drawingml/2006/main">
-              <a:graphicData uri="http://schemas.openxmlformats.org/drawingml/2006/picture">
-                <pic:pic xmlns:pic="http://schemas.openxmlformats.org/drawingml/2006/picture">
-                  <pic:nvPicPr>
-                    <pic:cNvPr id="3" name="图片24" descr="菁优网：http://www.jyeoo.com"/>
-                    <pic:cNvPicPr>
-                      <a:picLocks noChangeAspect="1"/>
-                    </pic:cNvPicPr>
-                  </pic:nvPicPr>
-                  <pic:blipFill>
-                    <a:blip r:embed="rId25" cstate="print"/>
-                    <a:stretch>
-                      <a:fillRect/>
-                    </a:stretch>
-                  </pic:blipFill>
-                  <pic:spPr>
-                    <a:xfrm>
-                      <a:off x="0" y="0"/>
-                      <a:ext cx="1403040" cy="776078"/>
-                    </a:xfrm>
-                    <a:prstGeom prst="rect">
-                      <a:avLst/>
-                    </a:prstGeom>
-                  </pic:spPr>
-                </pic:pic>
-              </a:graphicData>
-            </a:graphic>
-          </wp:inline>
-        </w:drawing>
-      </w:r>
-      <w:r>
-        <w:rPr>
-          <w:rFonts w:hint="eastAsia"/>
-        </w:rPr>
-        <w:t>（</w:t>
-      </w:r>
-      <w:r>
-        <w:rPr>
-          <w:rFonts w:hint="eastAsia"/>
-        </w:rPr>
-        <w:t>2</w:t>
-      </w:r>
-      <w:r>
-        <w:rPr>
-          <w:rFonts w:hint="eastAsia"/>
-        </w:rPr>
-        <w:t>）</w:t>
-      </w:r>
-      <w:r>
-        <w:rPr>
-          <w:rFonts w:hint="eastAsia"/>
-          <w:noProof/>
-        </w:rPr>
-        <w:drawing>
-          <wp:inline distT="0" distB="0" distL="0" distR="0" wp14:anchorId="4A163E5E" wp14:editId="526372B1">
-            <wp:extent cx="1930400" cy="733425"/>
-            <wp:effectExtent l="0" t="0" r="1905" b="635"/>
-            <wp:docPr id="6" name="图片24" descr="菁优网：http://www.jyeoo.com"/>
-            <wp:cNvGraphicFramePr>
-              <a:graphicFrameLocks xmlns:a="http://schemas.openxmlformats.org/drawingml/2006/main" noChangeAspect="1"/>
-            </wp:cNvGraphicFramePr>
-            <a:graphic xmlns:a="http://schemas.openxmlformats.org/drawingml/2006/main">
-              <a:graphicData uri="http://schemas.openxmlformats.org/drawingml/2006/picture">
-                <pic:pic xmlns:pic="http://schemas.openxmlformats.org/drawingml/2006/picture">
-                  <pic:nvPicPr>
-                    <pic:cNvPr id="6" name="图片24" descr="菁优网：http://www.jyeoo.com"/>
-                    <pic:cNvPicPr>
-                      <a:picLocks noChangeAspect="1"/>
-                    </pic:cNvPicPr>
-                  </pic:nvPicPr>
-                  <pic:blipFill>
-                    <a:blip r:embed="rId26" cstate="print"/>
-                    <a:stretch>
-                      <a:fillRect/>
-                    </a:stretch>
-                  </pic:blipFill>
-                  <pic:spPr>
-                    <a:xfrm>
-                      <a:off x="0" y="0"/>
-                      <a:ext cx="1930400" cy="733425"/>
-                    </a:xfrm>
-                    <a:prstGeom prst="rect">
-                      <a:avLst/>
-                    </a:prstGeom>
-                  </pic:spPr>
-                </pic:pic>
-              </a:graphicData>
-            </a:graphic>
-          </wp:inline>
-        </w:drawing>
-      </w:r>
-      <w:r>
-        <w:rPr>
-          <w:rFonts w:hint="eastAsia"/>
-        </w:rPr>
-        <w:t xml:space="preserve"> </w:t>
-      </w:r>
-    </w:p>
-    <w:p>
-      <w:pPr>
-        <w:pStyle w:val="af3"/>
-      </w:pPr>
-      <w:r>
-        <w:rPr>
-          <w:rFonts w:hint="eastAsia"/>
-        </w:rPr>
-        <w:t>光在同种介质中沿直线传播；</w:t>
-      </w:r>
-    </w:p>
-    <w:p>
-      <w:pPr>
-        <w:pStyle w:val="af3"/>
-      </w:pPr>
-      <w:r>
-        <w:rPr>
-          <w:rFonts w:hint="eastAsia"/>
-        </w:rPr>
-        <w:t>（</w:t>
-      </w:r>
-      <w:r>
-        <w:rPr>
-          <w:rFonts w:hint="eastAsia"/>
-        </w:rPr>
-        <w:t>3</w:t>
-      </w:r>
-      <w:r>
-        <w:rPr>
-          <w:rFonts w:hint="eastAsia"/>
-        </w:rPr>
-        <w:t>）</w:t>
-      </w:r>
-      <w:r>
-        <w:rPr>
-          <w:noProof/>
-        </w:rPr>
-        <w:drawing>
-          <wp:inline distT="0" distB="0" distL="0" distR="0" wp14:anchorId="4C33C246" wp14:editId="4A63B78F">
-            <wp:extent cx="1048385" cy="977900"/>
-            <wp:effectExtent l="0" t="0" r="0" b="0"/>
-            <wp:docPr id="12" name="图片 12"/>
-            <wp:cNvGraphicFramePr>
-              <a:graphicFrameLocks xmlns:a="http://schemas.openxmlformats.org/drawingml/2006/main" noChangeAspect="1"/>
-            </wp:cNvGraphicFramePr>
-            <a:graphic xmlns:a="http://schemas.openxmlformats.org/drawingml/2006/main">
-              <a:graphicData uri="http://schemas.openxmlformats.org/drawingml/2006/picture">
-                <pic:pic xmlns:pic="http://schemas.openxmlformats.org/drawingml/2006/picture">
-                  <pic:nvPicPr>
-                    <pic:cNvPr id="12" name="图片 12"/>
-                    <pic:cNvPicPr>
-                      <a:picLocks noChangeAspect="1"/>
-                    </pic:cNvPicPr>
-                  </pic:nvPicPr>
-                  <pic:blipFill>
-                    <a:blip r:embed="rId27" cstate="print">
-                      <a:extLst>
-                        <a:ext uri="{28A0092B-C50C-407E-A947-70E740481C1C}">
-                          <a14:useLocalDpi xmlns:a14="http://schemas.microsoft.com/office/drawing/2010/main" val="0"/>
-                        </a:ext>
-                      </a:extLst>
-                    </a:blip>
-                    <a:stretch>
-                      <a:fillRect/>
-                    </a:stretch>
-                  </pic:blipFill>
-                  <pic:spPr>
-                    <a:xfrm>
-                      <a:off x="0" y="0"/>
-                      <a:ext cx="1048514" cy="978410"/>
-                    </a:xfrm>
-                    <a:prstGeom prst="rect">
-                      <a:avLst/>
-                    </a:prstGeom>
-                  </pic:spPr>
-                </pic:pic>
-              </a:graphicData>
-            </a:graphic>
-          </wp:inline>
-        </w:drawing>
-      </w:r>
+        <w:spacing w:line="360" w:lineRule="auto"/>
+        <w:ind w:leftChars="130" w:left="273"/>
+        <w:rPr>
+          <w:rFonts w:ascii="Times New Roman" w:eastAsia="新宋体" w:hAnsi="Times New Roman"/>
+          <w:szCs w:val="21"/>
+        </w:rPr>
+      </w:pPr>
+    </w:p>
+    <w:p>
+      <w:pPr>
+        <w:spacing w:line="360" w:lineRule="auto"/>
+        <w:ind w:leftChars="130" w:left="273"/>
+        <w:rPr>
+          <w:rFonts w:ascii="Times New Roman" w:eastAsia="新宋体" w:hAnsi="Times New Roman"/>
+          <w:szCs w:val="21"/>
+        </w:rPr>
+      </w:pPr>
+    </w:p>
+    <w:p>
+      <w:pPr>
+        <w:spacing w:line="360" w:lineRule="auto"/>
+        <w:ind w:leftChars="130" w:left="273"/>
+        <w:rPr>
+          <w:rFonts w:ascii="Times New Roman" w:eastAsia="新宋体" w:hAnsi="Times New Roman"/>
+          <w:szCs w:val="21"/>
+        </w:rPr>
+      </w:pPr>
+    </w:p>
+    <w:p>
+      <w:pPr>
+        <w:spacing w:line="360" w:lineRule="auto"/>
+        <w:ind w:leftChars="130" w:left="273"/>
+        <w:rPr>
+          <w:rFonts w:ascii="Times New Roman" w:eastAsia="新宋体" w:hAnsi="Times New Roman"/>
+          <w:szCs w:val="21"/>
+        </w:rPr>
+      </w:pPr>
+    </w:p>
+    <w:p>
+      <w:pPr>
+        <w:spacing w:line="360" w:lineRule="auto"/>
+        <w:ind w:leftChars="130" w:left="273"/>
+        <w:rPr>
+          <w:rFonts w:ascii="Times New Roman" w:eastAsia="新宋体" w:hAnsi="Times New Roman"/>
+          <w:szCs w:val="21"/>
+        </w:rPr>
+      </w:pPr>
+    </w:p>
+    <w:p>
+      <w:pPr>
+        <w:spacing w:line="360" w:lineRule="auto"/>
+        <w:ind w:leftChars="130" w:left="273"/>
+        <w:rPr>
+          <w:rFonts w:ascii="Times New Roman" w:eastAsia="新宋体" w:hAnsi="Times New Roman"/>
+          <w:szCs w:val="21"/>
+        </w:rPr>
+      </w:pPr>
+    </w:p>
+    <w:p>
+      <w:pPr>
+        <w:spacing w:line="360" w:lineRule="auto"/>
+        <w:ind w:leftChars="130" w:left="273"/>
+        <w:rPr>
+          <w:rFonts w:ascii="Times New Roman" w:eastAsia="新宋体" w:hAnsi="Times New Roman" w:hint="eastAsia"/>
+          <w:szCs w:val="21"/>
+        </w:rPr>
+      </w:pPr>
     </w:p>
     <w:p>
       <w:pPr>
@@ -4982,9 +4725,6 @@
     <w:p>
       <w:pPr>
         <w:pStyle w:val="123"/>
-        <w:rPr>
-          <w:rFonts w:hint="eastAsia"/>
-        </w:rPr>
       </w:pPr>
       <w:r>
         <w:rPr>
@@ -5059,7 +4799,7 @@
                     </pic:cNvPicPr>
                   </pic:nvPicPr>
                   <pic:blipFill>
-                    <a:blip r:embed="rId28" cstate="print"/>
+                    <a:blip r:embed="rId25" cstate="print"/>
                     <a:stretch>
                       <a:fillRect/>
                     </a:stretch>
@@ -5108,7 +4848,7 @@
                     </pic:cNvPicPr>
                   </pic:nvPicPr>
                   <pic:blipFill>
-                    <a:blip r:embed="rId29" cstate="print"/>
+                    <a:blip r:embed="rId26" cstate="print"/>
                     <a:stretch>
                       <a:fillRect/>
                     </a:stretch>
@@ -5132,190 +4872,10 @@
     <w:p>
       <w:pPr>
         <w:pStyle w:val="af3"/>
-      </w:pPr>
-      <w:r>
-        <w:rPr>
-          <w:rFonts w:hint="eastAsia"/>
-        </w:rPr>
-        <w:t>【答案】（</w:t>
-      </w:r>
-      <w:r>
-        <w:rPr>
-          <w:rFonts w:hint="eastAsia"/>
-        </w:rPr>
-        <w:t>1</w:t>
-      </w:r>
-      <w:r>
-        <w:rPr>
-          <w:rFonts w:hint="eastAsia"/>
-        </w:rPr>
-        <w:t>）</w:t>
-      </w:r>
-      <w:r>
-        <w:rPr>
-          <w:rFonts w:hint="eastAsia"/>
-          <w:noProof/>
-        </w:rPr>
-        <w:drawing>
-          <wp:inline distT="0" distB="0" distL="0" distR="0" wp14:anchorId="7411DDF4" wp14:editId="2E182498">
-            <wp:extent cx="1309421" cy="902046"/>
-            <wp:effectExtent l="0" t="0" r="5080" b="0"/>
-            <wp:docPr id="57" name="图片24" descr="菁优网：http://www.jyeoo.com"/>
-            <wp:cNvGraphicFramePr>
-              <a:graphicFrameLocks xmlns:a="http://schemas.openxmlformats.org/drawingml/2006/main" noChangeAspect="1"/>
-            </wp:cNvGraphicFramePr>
-            <a:graphic xmlns:a="http://schemas.openxmlformats.org/drawingml/2006/main">
-              <a:graphicData uri="http://schemas.openxmlformats.org/drawingml/2006/picture">
-                <pic:pic xmlns:pic="http://schemas.openxmlformats.org/drawingml/2006/picture">
-                  <pic:nvPicPr>
-                    <pic:cNvPr id="57" name="图片24" descr="菁优网：http://www.jyeoo.com"/>
-                    <pic:cNvPicPr>
-                      <a:picLocks noChangeAspect="1"/>
-                    </pic:cNvPicPr>
-                  </pic:nvPicPr>
-                  <pic:blipFill>
-                    <a:blip r:embed="rId30" cstate="print"/>
-                    <a:stretch>
-                      <a:fillRect/>
-                    </a:stretch>
-                  </pic:blipFill>
-                  <pic:spPr>
-                    <a:xfrm>
-                      <a:off x="0" y="0"/>
-                      <a:ext cx="1313387" cy="904778"/>
-                    </a:xfrm>
-                    <a:prstGeom prst="rect">
-                      <a:avLst/>
-                    </a:prstGeom>
-                  </pic:spPr>
-                </pic:pic>
-              </a:graphicData>
-            </a:graphic>
-          </wp:inline>
-        </w:drawing>
-      </w:r>
-      <w:r>
-        <w:rPr>
-          <w:rFonts w:hint="eastAsia"/>
-        </w:rPr>
-        <w:t>（</w:t>
-      </w:r>
-      <w:r>
-        <w:rPr>
-          <w:rFonts w:hint="eastAsia"/>
-        </w:rPr>
-        <w:t>2</w:t>
-      </w:r>
-      <w:r>
-        <w:rPr>
-          <w:rFonts w:hint="eastAsia"/>
-        </w:rPr>
-        <w:t>）</w:t>
-      </w:r>
-      <w:r>
-        <w:rPr>
-          <w:rFonts w:hint="eastAsia"/>
-          <w:noProof/>
-        </w:rPr>
-        <w:drawing>
-          <wp:inline distT="0" distB="0" distL="0" distR="0" wp14:anchorId="0D1A0115" wp14:editId="39A82BEA">
-            <wp:extent cx="752475" cy="1000125"/>
-            <wp:effectExtent l="0" t="0" r="3175" b="3810"/>
-            <wp:docPr id="65" name="图片24" descr="菁优网：http://www.jyeoo.com"/>
-            <wp:cNvGraphicFramePr>
-              <a:graphicFrameLocks xmlns:a="http://schemas.openxmlformats.org/drawingml/2006/main" noChangeAspect="1"/>
-            </wp:cNvGraphicFramePr>
-            <a:graphic xmlns:a="http://schemas.openxmlformats.org/drawingml/2006/main">
-              <a:graphicData uri="http://schemas.openxmlformats.org/drawingml/2006/picture">
-                <pic:pic xmlns:pic="http://schemas.openxmlformats.org/drawingml/2006/picture">
-                  <pic:nvPicPr>
-                    <pic:cNvPr id="65" name="图片24" descr="菁优网：http://www.jyeoo.com"/>
-                    <pic:cNvPicPr>
-                      <a:picLocks noChangeAspect="1"/>
-                    </pic:cNvPicPr>
-                  </pic:nvPicPr>
-                  <pic:blipFill>
-                    <a:blip r:embed="rId31" cstate="print"/>
-                    <a:stretch>
-                      <a:fillRect/>
-                    </a:stretch>
-                  </pic:blipFill>
-                  <pic:spPr>
-                    <a:xfrm>
-                      <a:off x="0" y="0"/>
-                      <a:ext cx="752779" cy="1000529"/>
-                    </a:xfrm>
-                    <a:prstGeom prst="rect">
-                      <a:avLst/>
-                    </a:prstGeom>
-                  </pic:spPr>
-                </pic:pic>
-              </a:graphicData>
-            </a:graphic>
-          </wp:inline>
-        </w:drawing>
-      </w:r>
-      <w:r>
-        <w:rPr>
-          <w:rFonts w:hint="eastAsia"/>
-        </w:rPr>
-        <w:t>（</w:t>
-      </w:r>
-      <w:r>
-        <w:rPr>
-          <w:rFonts w:hint="eastAsia"/>
-        </w:rPr>
-        <w:t>3</w:t>
-      </w:r>
-      <w:r>
-        <w:rPr>
-          <w:rFonts w:hint="eastAsia"/>
-        </w:rPr>
-        <w:t>）</w:t>
-      </w:r>
-      <w:r>
-        <w:rPr>
-          <w:rFonts w:hint="eastAsia"/>
-          <w:noProof/>
-        </w:rPr>
-        <w:drawing>
-          <wp:inline distT="0" distB="0" distL="0" distR="0" wp14:anchorId="03A98D13" wp14:editId="520AF8D0">
-            <wp:extent cx="1165802" cy="1126541"/>
-            <wp:effectExtent l="0" t="0" r="0" b="0"/>
-            <wp:docPr id="15" name="图片24" descr="菁优网：http://www.jyeoo.com"/>
-            <wp:cNvGraphicFramePr>
-              <a:graphicFrameLocks xmlns:a="http://schemas.openxmlformats.org/drawingml/2006/main" noChangeAspect="1"/>
-            </wp:cNvGraphicFramePr>
-            <a:graphic xmlns:a="http://schemas.openxmlformats.org/drawingml/2006/main">
-              <a:graphicData uri="http://schemas.openxmlformats.org/drawingml/2006/picture">
-                <pic:pic xmlns:pic="http://schemas.openxmlformats.org/drawingml/2006/picture">
-                  <pic:nvPicPr>
-                    <pic:cNvPr id="15" name="图片24" descr="菁优网：http://www.jyeoo.com"/>
-                    <pic:cNvPicPr>
-                      <a:picLocks noChangeAspect="1"/>
-                    </pic:cNvPicPr>
-                  </pic:nvPicPr>
-                  <pic:blipFill>
-                    <a:blip r:embed="rId32" cstate="print"/>
-                    <a:stretch>
-                      <a:fillRect/>
-                    </a:stretch>
-                  </pic:blipFill>
-                  <pic:spPr>
-                    <a:xfrm>
-                      <a:off x="0" y="0"/>
-                      <a:ext cx="1167705" cy="1128380"/>
-                    </a:xfrm>
-                    <a:prstGeom prst="rect">
-                      <a:avLst/>
-                    </a:prstGeom>
-                  </pic:spPr>
-                </pic:pic>
-              </a:graphicData>
-            </a:graphic>
-          </wp:inline>
-        </w:drawing>
-      </w:r>
+        <w:rPr>
+          <w:rFonts w:hint="eastAsia"/>
+        </w:rPr>
+      </w:pPr>
     </w:p>
     <w:p>
       <w:pPr>
@@ -5697,7 +5257,7 @@
           <w:noProof/>
         </w:rPr>
         <w:drawing>
-          <wp:inline distT="0" distB="0" distL="0" distR="0" wp14:anchorId="70D854CC" wp14:editId="6FD1457D">
+          <wp:inline distT="0" distB="0" distL="0" distR="0" wp14:anchorId="70D854CC" wp14:editId="50EFFC0F">
             <wp:extent cx="2581910" cy="1078865"/>
             <wp:effectExtent l="0" t="0" r="8890" b="635"/>
             <wp:docPr id="84" name="图片 84"/>
@@ -5714,7 +5274,7 @@
                     </pic:cNvPicPr>
                   </pic:nvPicPr>
                   <pic:blipFill>
-                    <a:blip r:embed="rId33" cstate="print">
+                    <a:blip r:embed="rId27" cstate="print">
                       <a:extLst>
                         <a:ext uri="{28A0092B-C50C-407E-A947-70E740481C1C}">
                           <a14:useLocalDpi xmlns:a14="http://schemas.microsoft.com/office/drawing/2010/main" val="0"/>
@@ -5750,78 +5310,46 @@
         <w:pStyle w:val="af2"/>
         <w:ind w:firstLine="672"/>
         <w:rPr>
-          <w:rFonts w:hint="eastAsia"/>
           <w:color w:val="C00000"/>
         </w:rPr>
       </w:pPr>
-      <w:r>
+    </w:p>
+    <w:p>
+      <w:pPr>
+        <w:pStyle w:val="af2"/>
+        <w:ind w:firstLine="672"/>
         <w:rPr>
           <w:color w:val="C00000"/>
         </w:rPr>
-        <w:t>【答案】（</w:t>
-      </w:r>
-      <w:r>
+      </w:pPr>
+    </w:p>
+    <w:p>
+      <w:pPr>
+        <w:pStyle w:val="af2"/>
+        <w:ind w:firstLine="672"/>
         <w:rPr>
           <w:color w:val="C00000"/>
         </w:rPr>
-        <w:t>1</w:t>
-      </w:r>
-      <w:r>
+      </w:pPr>
+    </w:p>
+    <w:p>
+      <w:pPr>
+        <w:pStyle w:val="af2"/>
+        <w:ind w:firstLine="672"/>
         <w:rPr>
           <w:color w:val="C00000"/>
         </w:rPr>
-        <w:t>）</w:t>
-      </w:r>
-      <w:r>
-        <w:rPr>
+      </w:pPr>
+    </w:p>
+    <w:p>
+      <w:pPr>
+        <w:pStyle w:val="af2"/>
+        <w:ind w:firstLineChars="0" w:firstLine="0"/>
+        <w:rPr>
+          <w:rFonts w:hint="eastAsia"/>
           <w:color w:val="C00000"/>
         </w:rPr>
-        <w:t>A</w:t>
-      </w:r>
-      <w:r>
-        <w:rPr>
-          <w:color w:val="C00000"/>
-        </w:rPr>
-        <w:t>；倒立；实像；（</w:t>
-      </w:r>
-      <w:r>
-        <w:rPr>
-          <w:color w:val="C00000"/>
-        </w:rPr>
-        <w:t>2</w:t>
-      </w:r>
-      <w:r>
-        <w:rPr>
-          <w:color w:val="C00000"/>
-        </w:rPr>
-        <w:t>）正方形；</w:t>
-      </w:r>
-      <w:r>
-        <w:rPr>
-          <w:rFonts w:hint="eastAsia"/>
-          <w:color w:val="C00000"/>
-        </w:rPr>
-        <w:t>变大</w:t>
-      </w:r>
-      <w:r>
-        <w:rPr>
-          <w:color w:val="C00000"/>
-        </w:rPr>
-        <w:t>；</w:t>
-      </w:r>
-      <w:r>
-        <w:rPr>
-          <w:rFonts w:hint="eastAsia"/>
-          <w:color w:val="C00000"/>
-        </w:rPr>
-        <w:t>变暗</w:t>
-      </w:r>
-      <w:r>
-        <w:rPr>
-          <w:color w:val="C00000"/>
-        </w:rPr>
-        <w:t>；圆形；变大；变暗．</w:t>
-      </w:r>
+      </w:pPr>
     </w:p>
     <w:p>
       <w:pPr>
@@ -5986,9 +5514,6 @@
       <w:pPr>
         <w:pStyle w:val="af0"/>
         <w:ind w:left="672" w:hanging="672"/>
-        <w:rPr>
-          <w:rFonts w:hint="eastAsia"/>
-        </w:rPr>
       </w:pPr>
       <w:r>
         <w:rPr>
@@ -6021,7 +5546,7 @@
                     </pic:cNvPicPr>
                   </pic:nvPicPr>
                   <pic:blipFill>
-                    <a:blip r:embed="rId34" cstate="print">
+                    <a:blip r:embed="rId28" cstate="print">
                       <a:extLst>
                         <a:ext uri="{28A0092B-C50C-407E-A947-70E740481C1C}">
                           <a14:useLocalDpi xmlns:a14="http://schemas.microsoft.com/office/drawing/2010/main" val="0"/>
@@ -6987,63 +6512,27 @@
         <w:pStyle w:val="1230"/>
         <w:ind w:left="588"/>
       </w:pPr>
-      <w:r>
-        <w:t>【答案】（</w:t>
-      </w:r>
-      <w:r>
-        <w:t>1</w:t>
-      </w:r>
-      <w:r>
-        <w:t>）入射角；反射角；（</w:t>
-      </w:r>
-      <w:r>
-        <w:t>2</w:t>
-      </w:r>
-      <w:r>
-        <w:t>）等于；远离；寻找普遍规律</w:t>
-      </w:r>
+    </w:p>
+    <w:p>
+      <w:pPr>
+        <w:pStyle w:val="af0"/>
+        <w:ind w:left="672" w:hanging="672"/>
+        <w:rPr>
+          <w:color w:val="C00000"/>
+        </w:rPr>
+      </w:pPr>
+    </w:p>
+    <w:p>
+      <w:pPr>
+        <w:pStyle w:val="af0"/>
+        <w:ind w:left="672" w:hanging="672"/>
+      </w:pPr>
     </w:p>
     <w:p>
       <w:pPr>
         <w:pStyle w:val="1230"/>
         <w:ind w:left="588"/>
       </w:pPr>
-      <w:r>
-        <w:t>（</w:t>
-      </w:r>
-      <w:r>
-        <w:t>3</w:t>
-      </w:r>
-      <w:r>
-        <w:t>）不能；同一；（</w:t>
-      </w:r>
-      <w:r>
-        <w:t>4</w:t>
-      </w:r>
-      <w:r>
-        <w:t>）可逆；（</w:t>
-      </w:r>
-      <w:r>
-        <w:t>5</w:t>
-      </w:r>
-      <w:r>
-        <w:t>）漫反射．</w:t>
-      </w:r>
-    </w:p>
-    <w:p>
-      <w:pPr>
-        <w:pStyle w:val="af0"/>
-        <w:ind w:left="672" w:hanging="672"/>
-        <w:rPr>
-          <w:color w:val="C00000"/>
-        </w:rPr>
-      </w:pPr>
-    </w:p>
-    <w:p>
-      <w:pPr>
-        <w:pStyle w:val="af0"/>
-        <w:ind w:left="672" w:hanging="672"/>
-      </w:pPr>
     </w:p>
     <w:p>
       <w:pPr>
@@ -7055,6 +6544,9 @@
       <w:pPr>
         <w:pStyle w:val="1230"/>
         <w:ind w:left="588"/>
+        <w:rPr>
+          <w:rFonts w:hint="eastAsia"/>
+        </w:rPr>
       </w:pPr>
     </w:p>
     <w:p>
@@ -7067,9 +6559,6 @@
       <w:pPr>
         <w:pStyle w:val="1230"/>
         <w:ind w:left="588"/>
-        <w:rPr>
-          <w:rFonts w:hint="eastAsia"/>
-        </w:rPr>
       </w:pPr>
     </w:p>
     <w:bookmarkEnd w:id="0"/>
@@ -7077,9 +6566,6 @@
       <w:pPr>
         <w:spacing w:line="288" w:lineRule="auto"/>
         <w:ind w:leftChars="-100" w:left="-210"/>
-        <w:rPr>
-          <w:rFonts w:hint="eastAsia"/>
-        </w:rPr>
       </w:pPr>
       <w:r>
         <w:rPr>
@@ -7485,7 +6971,7 @@
                     </pic:cNvPicPr>
                   </pic:nvPicPr>
                   <pic:blipFill>
-                    <a:blip r:embed="rId35" cstate="print"/>
+                    <a:blip r:embed="rId29" cstate="print"/>
                     <a:stretch>
                       <a:fillRect/>
                     </a:stretch>
@@ -7634,19 +7120,10 @@
     <w:p>
       <w:pPr>
         <w:pStyle w:val="af3"/>
-      </w:pPr>
-      <w:r>
-        <w:rPr>
-          <w:rFonts w:hint="eastAsia"/>
-        </w:rPr>
-        <w:t>【答案】</w:t>
-      </w:r>
-      <w:r>
-        <w:rPr>
-          <w:rFonts w:hint="eastAsia"/>
-        </w:rPr>
-        <w:t>C</w:t>
-      </w:r>
+        <w:rPr>
+          <w:rFonts w:hint="eastAsia"/>
+        </w:rPr>
+      </w:pPr>
     </w:p>
     <w:p>
       <w:pPr>
@@ -7655,10 +7132,10 @@
       </w:pPr>
     </w:p>
     <w:sectPr>
-      <w:headerReference w:type="even" r:id="rId36"/>
-      <w:headerReference w:type="default" r:id="rId37"/>
-      <w:footerReference w:type="even" r:id="rId38"/>
-      <w:footerReference w:type="default" r:id="rId39"/>
+      <w:headerReference w:type="even" r:id="rId30"/>
+      <w:headerReference w:type="default" r:id="rId31"/>
+      <w:footerReference w:type="even" r:id="rId32"/>
+      <w:footerReference w:type="default" r:id="rId33"/>
       <w:pgSz w:w="10319" w:h="14515"/>
       <w:pgMar w:top="1134" w:right="1021" w:bottom="851" w:left="1021" w:header="737" w:footer="567" w:gutter="0"/>
       <w:pgNumType w:start="1"/>
@@ -9361,6 +8838,10 @@
 </file>
 
 <file path=customXml/item1.xml><?xml version="1.0" encoding="utf-8"?>
+<b:Sources xmlns:b="http://schemas.openxmlformats.org/officeDocument/2006/bibliography" xmlns="http://schemas.openxmlformats.org/officeDocument/2006/bibliography" SelectedStyle="\APA.XSL" StyleName="APA"/>
+</file>
+
+<file path=customXml/item2.xml><?xml version="1.0" encoding="utf-8"?>
 <s:customData xmlns="http://www.wps.cn/officeDocument/2013/wpsCustomData" xmlns:s="http://www.wps.cn/officeDocument/2013/wpsCustomData">
   <customSectProps/>
   <customShpExts>
@@ -9369,22 +8850,18 @@
 </s:customData>
 </file>
 
-<file path=customXml/item2.xml><?xml version="1.0" encoding="utf-8"?>
-<b:Sources xmlns:b="http://schemas.openxmlformats.org/officeDocument/2006/bibliography" xmlns="http://schemas.openxmlformats.org/officeDocument/2006/bibliography" SelectedStyle="\APA.XSL" StyleName="APA"/>
+<file path=customXml/itemProps1.xml><?xml version="1.0" encoding="utf-8"?>
+<ds:datastoreItem xmlns:ds="http://schemas.openxmlformats.org/officeDocument/2006/customXml" ds:itemID="{0E798019-D9DA-4148-8768-905599865BAA}">
+  <ds:schemaRefs>
+    <ds:schemaRef ds:uri="http://schemas.openxmlformats.org/officeDocument/2006/bibliography"/>
+  </ds:schemaRefs>
+</ds:datastoreItem>
 </file>
 
-<file path=customXml/itemProps1.xml><?xml version="1.0" encoding="utf-8"?>
+<file path=customXml/itemProps2.xml><?xml version="1.0" encoding="utf-8"?>
 <ds:datastoreItem xmlns:ds="http://schemas.openxmlformats.org/officeDocument/2006/customXml" ds:itemID="{B1977F7D-205B-4081-913C-38D41E755F92}">
   <ds:schemaRefs>
     <ds:schemaRef ds:uri="http://www.wps.cn/officeDocument/2013/wpsCustomData"/>
   </ds:schemaRefs>
 </ds:datastoreItem>
-</file>
-
-<file path=customXml/itemProps2.xml><?xml version="1.0" encoding="utf-8"?>
-<ds:datastoreItem xmlns:ds="http://schemas.openxmlformats.org/officeDocument/2006/customXml" ds:itemID="{0E798019-D9DA-4148-8768-905599865BAA}">
-  <ds:schemaRefs>
-    <ds:schemaRef ds:uri="http://schemas.openxmlformats.org/officeDocument/2006/bibliography"/>
-  </ds:schemaRefs>
-</ds:datastoreItem>
 </file>